--- a/lessons/8-2/readiness/practice.docx
+++ b/lessons/8-2/readiness/practice.docx
@@ -14,7 +14,7 @@
           <w:sz w:val="36"/>
           <w:szCs w:val="36"/>
         </w:rPr>
-        <w:t xml:space="preserve">Get Ready: Mean, Median, and Mode</w:t>
+        <w:t xml:space="preserve">Get Ready: Solve One-Step Addition and Subtraction Equations</w:t>
       </w:r>
     </w:p>
     <w:p>
@@ -29,7 +29,7 @@
           <w:sz w:val="20"/>
           <w:szCs w:val="20"/>
         </w:rPr>
-        <w:t xml:space="preserve">Readiness practice for Lesson 8-2  ·  Builds toward 6.SP.3</w:t>
+        <w:t xml:space="preserve">Readiness practice for Lesson 7-2  ·  Builds toward 6.EE.7</w:t>
       </w:r>
     </w:p>
     <w:p>
@@ -68,7 +68,7 @@
           <w:sz w:val="22"/>
           <w:szCs w:val="22"/>
         </w:rPr>
-        <w:t xml:space="preserve">The mean is the total ÷ how many numbers, the median is the middle of an ordered list, and the mode is the most common value. So you need three feeder skills warm: adding a list, dividing, and ordering numbers least to greatest.</w:t>
+        <w:t xml:space="preserve">To solve x + 5 = 12, you undo the addition by subtracting — that's a fact family idea: adding and subtracting are inverses. Warm up fact families and substituting to check, and these equations come apart easily.</w:t>
       </w:r>
     </w:p>
     <w:p>
@@ -81,7 +81,7 @@
           <w:sz w:val="20"/>
           <w:szCs w:val="20"/>
         </w:rPr>
-        <w:t xml:space="preserve">Skills you'll warm up: Adding a list of numbers  ·  Dividing (for total ÷ count)  ·  Ordering numbers least to greatest  ·  Finding the middle of a list</w:t>
+        <w:t xml:space="preserve">Skills you'll warm up: Addition &amp; subtraction facts  ·  Fact families (inverses)  ·  Finding a missing addend  ·  Substituting to check</w:t>
       </w:r>
     </w:p>
     <w:p>
@@ -124,7 +124,7 @@
           <w:sz w:val="20"/>
           <w:szCs w:val="20"/>
         </w:rPr>
-        <w:t xml:space="preserve">One small step at a time.</w:t>
+        <w:t xml:space="preserve">Fill in the missing number step by step.</w:t>
       </w:r>
     </w:p>
     <w:p>
@@ -136,7 +136,7 @@
           <w:sz w:val="22"/>
           <w:szCs w:val="22"/>
         </w:rPr>
-        <w:t xml:space="preserve">1.  Add the list: 3 + 3 + 3 = ___</w:t>
+        <w:t xml:space="preserve">1.  What goes in the box? □ + 3 = 8</w:t>
       </w:r>
     </w:p>
     <w:p>
@@ -159,7 +159,7 @@
           <w:sz w:val="22"/>
           <w:szCs w:val="22"/>
         </w:rPr>
-        <w:t xml:space="preserve">2.  There are 3 numbers and the total is 9. What is 9 ÷ 3 (the mean)?</w:t>
+        <w:t xml:space="preserve">2.  What goes in the box? □ − 2 = 4</w:t>
       </w:r>
     </w:p>
     <w:p>
@@ -182,7 +182,7 @@
           <w:sz w:val="22"/>
           <w:szCs w:val="22"/>
         </w:rPr>
-        <w:t xml:space="preserve">3.  Order least to greatest: 4, 1, 2. The middle number is ___</w:t>
+        <w:t xml:space="preserve">3.  Complete the fact family: 5 + 2 = 7, so 7 − 2 = ___</w:t>
       </w:r>
     </w:p>
     <w:p>
@@ -222,7 +222,7 @@
           <w:sz w:val="20"/>
           <w:szCs w:val="20"/>
         </w:rPr>
-        <w:t xml:space="preserve">Find totals, then the mean.</w:t>
+        <w:t xml:space="preserve">Pick the inverse, then solve.</w:t>
       </w:r>
     </w:p>
     <w:p>
@@ -234,7 +234,20 @@
           <w:sz w:val="22"/>
           <w:szCs w:val="22"/>
         </w:rPr>
-        <w:t xml:space="preserve">1.  Add: 2 + 5 + 5 = ___</w:t>
+        <w:t xml:space="preserve">1.  To undo + 7, what do you do to both sides?</w:t>
+      </w:r>
+    </w:p>
+    <w:p>
+      <w:pPr>
+        <w:spacing w:after="40" w:before="0"/>
+      </w:pPr>
+      <w:r>
+        <w:rPr>
+          <w:color w:val="5E6E7E"/>
+          <w:sz w:val="20"/>
+          <w:szCs w:val="20"/>
+        </w:rPr>
+        <w:t xml:space="preserve">     choices: Add 7   /   Subtract 7   /   Multiply by 7</w:t>
       </w:r>
     </w:p>
     <w:p>
@@ -257,43 +270,7 @@
           <w:sz w:val="22"/>
           <w:szCs w:val="22"/>
         </w:rPr>
-        <w:t xml:space="preserve">2.  The total is 12 and there are 4 numbers. What is the mean (12 ÷ 4)?</w:t>
-      </w:r>
-    </w:p>
-    <w:p>
-      <w:pPr>
-        <w:spacing w:after="80" w:before="0"/>
-      </w:pPr>
-      <w:r>
-        <w:rPr>
-          <w:color w:val="BBBBBB"/>
-        </w:rPr>
-        <w:t xml:space="preserve">____________________________________________________</w:t>
-      </w:r>
-    </w:p>
-    <w:p>
-      <w:pPr>
-        <w:spacing w:after="40" w:before="0"/>
-      </w:pPr>
-      <w:r>
-        <w:rPr>
-          <w:sz w:val="22"/>
-          <w:szCs w:val="22"/>
-        </w:rPr>
-        <w:t xml:space="preserve">3.  In the list 6, 2, 6, 9, which value is the mode (most common)?</w:t>
-      </w:r>
-    </w:p>
-    <w:p>
-      <w:pPr>
-        <w:spacing w:after="40" w:before="0"/>
-      </w:pPr>
-      <w:r>
-        <w:rPr>
-          <w:color w:val="5E6E7E"/>
-          <w:sz w:val="20"/>
-          <w:szCs w:val="20"/>
-        </w:rPr>
-        <w:t xml:space="preserve">     choices: 2   /   6   /   9</w:t>
+        <w:t xml:space="preserve">2.  Solve: x + 7 = 12. What is x?</w:t>
       </w:r>
     </w:p>
     <w:p>
@@ -333,7 +310,7 @@
           <w:sz w:val="20"/>
           <w:szCs w:val="20"/>
         </w:rPr>
-        <w:t xml:space="preserve">Compute a mean and a median start to finish.</w:t>
+        <w:t xml:space="preserve">Solve and check by substituting.</w:t>
       </w:r>
     </w:p>
     <w:p>
@@ -345,7 +322,7 @@
           <w:sz w:val="22"/>
           <w:szCs w:val="22"/>
         </w:rPr>
-        <w:t xml:space="preserve">1.  Find the mean of 4, 8, 6: add them, then divide by 3.</w:t>
+        <w:t xml:space="preserve">1.  Solve: x − 4 = 6. What is x?</w:t>
       </w:r>
     </w:p>
     <w:p>
@@ -368,7 +345,7 @@
           <w:sz w:val="22"/>
           <w:szCs w:val="22"/>
         </w:rPr>
-        <w:t xml:space="preserve">2.  Find the median of 9, 4, 7, 2, 5 (order first, take the middle).</w:t>
+        <w:t xml:space="preserve">2.  Solve: 9 = x + 2. What is x?</w:t>
       </w:r>
     </w:p>
     <w:p>
@@ -406,7 +383,7 @@
           <w:sz w:val="22"/>
           <w:szCs w:val="22"/>
         </w:rPr>
-        <w:t xml:space="preserve">1.  What is the mean of 3, 5, 7? (Add, then divide by 3.)</w:t>
+        <w:t xml:space="preserve">1.  Solve: x + 6 = 11. What is x?</w:t>
       </w:r>
     </w:p>
     <w:p>
@@ -429,7 +406,20 @@
           <w:sz w:val="22"/>
           <w:szCs w:val="22"/>
         </w:rPr>
-        <w:t xml:space="preserve">2.  What is the median of 8, 2, 6? (Order first, take the middle.)</w:t>
+        <w:t xml:space="preserve">2.  Which step solves x − 3 = 5?</w:t>
+      </w:r>
+    </w:p>
+    <w:p>
+      <w:pPr>
+        <w:spacing w:after="40" w:before="0"/>
+      </w:pPr>
+      <w:r>
+        <w:rPr>
+          <w:color w:val="5E6E7E"/>
+          <w:sz w:val="20"/>
+          <w:szCs w:val="20"/>
+        </w:rPr>
+        <w:t xml:space="preserve">     choices: Add 3 to both sides   /   Subtract 3 from both sides   /   Multiply both sides by 3</w:t>
       </w:r>
     </w:p>
     <w:p>
@@ -455,7 +445,7 @@
           <w:sz w:val="20"/>
           <w:szCs w:val="20"/>
         </w:rPr>
-        <w:t xml:space="preserve">When you've finished, open Lesson 8-2 and dive in!</w:t>
+        <w:t xml:space="preserve">When you've finished, open Lesson 7-2 and dive in!</w:t>
       </w:r>
     </w:p>
     <w:p>
@@ -502,7 +492,7 @@
           <w:sz w:val="20"/>
           <w:szCs w:val="20"/>
         </w:rPr>
-        <w:t xml:space="preserve">1. 9</w:t>
+        <w:t xml:space="preserve">1. 5</w:t>
       </w:r>
     </w:p>
     <w:p>
@@ -514,7 +504,7 @@
           <w:sz w:val="20"/>
           <w:szCs w:val="20"/>
         </w:rPr>
-        <w:t xml:space="preserve">2. 3</w:t>
+        <w:t xml:space="preserve">2. 6</w:t>
       </w:r>
     </w:p>
     <w:p>
@@ -526,7 +516,7 @@
           <w:sz w:val="20"/>
           <w:szCs w:val="20"/>
         </w:rPr>
-        <w:t xml:space="preserve">3. 2</w:t>
+        <w:t xml:space="preserve">3. 5</w:t>
       </w:r>
     </w:p>
     <w:p>
@@ -553,7 +543,7 @@
           <w:sz w:val="20"/>
           <w:szCs w:val="20"/>
         </w:rPr>
-        <w:t xml:space="preserve">1. 12</w:t>
+        <w:t xml:space="preserve">1. Subtract 7</w:t>
       </w:r>
     </w:p>
     <w:p>
@@ -565,7 +555,22 @@
           <w:sz w:val="20"/>
           <w:szCs w:val="20"/>
         </w:rPr>
-        <w:t xml:space="preserve">2. 3</w:t>
+        <w:t xml:space="preserve">2. 5</w:t>
+      </w:r>
+    </w:p>
+    <w:p>
+      <w:pPr>
+        <w:spacing w:after="40" w:before="100"/>
+      </w:pPr>
+      <w:r>
+        <w:rPr>
+          <w:b/>
+          <w:bCs/>
+          <w:color w:val="1A6FB5"/>
+          <w:sz w:val="22"/>
+          <w:szCs w:val="22"/>
+        </w:rPr>
+        <w:t xml:space="preserve">Level 2 · Stretch</w:t>
       </w:r>
     </w:p>
     <w:p>
@@ -577,7 +582,19 @@
           <w:sz w:val="20"/>
           <w:szCs w:val="20"/>
         </w:rPr>
-        <w:t xml:space="preserve">3. 6</w:t>
+        <w:t xml:space="preserve">1. 10</w:t>
+      </w:r>
+    </w:p>
+    <w:p>
+      <w:pPr>
+        <w:spacing w:after="30" w:before="0"/>
+      </w:pPr>
+      <w:r>
+        <w:rPr>
+          <w:sz w:val="20"/>
+          <w:szCs w:val="20"/>
+        </w:rPr>
+        <w:t xml:space="preserve">2. 7</w:t>
       </w:r>
     </w:p>
     <w:p>
@@ -588,11 +605,11 @@
         <w:rPr>
           <w:b/>
           <w:bCs/>
-          <w:color w:val="1A6FB5"/>
-          <w:sz w:val="22"/>
-          <w:szCs w:val="22"/>
-        </w:rPr>
-        <w:t xml:space="preserve">Level 2 · Stretch</w:t>
+          <w:color w:val="C45A3C"/>
+          <w:sz w:val="22"/>
+          <w:szCs w:val="22"/>
+        </w:rPr>
+        <w:t xml:space="preserve">Exit Ticket</w:t>
       </w:r>
     </w:p>
     <w:p>
@@ -604,7 +621,7 @@
           <w:sz w:val="20"/>
           <w:szCs w:val="20"/>
         </w:rPr>
-        <w:t xml:space="preserve">1. 6</w:t>
+        <w:t xml:space="preserve">1. 5</w:t>
       </w:r>
     </w:p>
     <w:p>
@@ -616,46 +633,7 @@
           <w:sz w:val="20"/>
           <w:szCs w:val="20"/>
         </w:rPr>
-        <w:t xml:space="preserve">2. 5</w:t>
-      </w:r>
-    </w:p>
-    <w:p>
-      <w:pPr>
-        <w:spacing w:after="40" w:before="100"/>
-      </w:pPr>
-      <w:r>
-        <w:rPr>
-          <w:b/>
-          <w:bCs/>
-          <w:color w:val="C45A3C"/>
-          <w:sz w:val="22"/>
-          <w:szCs w:val="22"/>
-        </w:rPr>
-        <w:t xml:space="preserve">Exit Ticket</w:t>
-      </w:r>
-    </w:p>
-    <w:p>
-      <w:pPr>
-        <w:spacing w:after="30" w:before="0"/>
-      </w:pPr>
-      <w:r>
-        <w:rPr>
-          <w:sz w:val="20"/>
-          <w:szCs w:val="20"/>
-        </w:rPr>
-        <w:t xml:space="preserve">1. 5</w:t>
-      </w:r>
-    </w:p>
-    <w:p>
-      <w:pPr>
-        <w:spacing w:after="30" w:before="0"/>
-      </w:pPr>
-      <w:r>
-        <w:rPr>
-          <w:sz w:val="20"/>
-          <w:szCs w:val="20"/>
-        </w:rPr>
-        <w:t xml:space="preserve">2. 6</w:t>
+        <w:t xml:space="preserve">2. Add 3 to both sides</w:t>
       </w:r>
     </w:p>
     <w:sectPr>
